--- a/Текст и прочее/Руководство установки (API).docx
+++ b/Текст и прочее/Руководство установки (API).docx
@@ -13,7 +13,6 @@
           <w:lang w:val="en-US"/>
         </w:rPr>
       </w:pPr>
-      <w:proofErr w:type="spellStart"/>
       <w:r>
         <w:rPr>
           <w:b/>
@@ -24,7 +23,6 @@
         </w:rPr>
         <w:t>SystemO</w:t>
       </w:r>
-      <w:proofErr w:type="spellEnd"/>
     </w:p>
     <w:p>
       <w:pPr>
@@ -51,7 +49,6 @@
           <w:szCs w:val="28"/>
         </w:rPr>
       </w:pPr>
-      <w:proofErr w:type="spellStart"/>
       <w:r>
         <w:rPr>
           <w:szCs w:val="28"/>
@@ -59,44 +56,11 @@
         </w:rPr>
         <w:t>SystemO</w:t>
       </w:r>
-      <w:proofErr w:type="spellEnd"/>
-      <w:r>
-        <w:rPr>
-          <w:szCs w:val="28"/>
-        </w:rPr>
-        <w:t xml:space="preserve"> – программа </w:t>
-      </w:r>
-      <w:r>
-        <w:rPr>
-          <w:szCs w:val="28"/>
-        </w:rPr>
-        <w:t>направлен</w:t>
-      </w:r>
-      <w:r>
-        <w:rPr>
-          <w:szCs w:val="28"/>
-        </w:rPr>
-        <w:t>ная</w:t>
-      </w:r>
-      <w:r>
-        <w:rPr>
-          <w:szCs w:val="28"/>
-        </w:rPr>
-        <w:t xml:space="preserve"> на использование органами самоуправления и </w:t>
-      </w:r>
-      <w:proofErr w:type="gramStart"/>
-      <w:r>
-        <w:rPr>
-          <w:szCs w:val="28"/>
-        </w:rPr>
-        <w:t>сотрудниками  в</w:t>
-      </w:r>
-      <w:proofErr w:type="gramEnd"/>
-      <w:r>
-        <w:rPr>
-          <w:szCs w:val="28"/>
-        </w:rPr>
-        <w:t xml:space="preserve"> жилых помещениях предоставляемые образовательными организациями. Система упрощает организацию и управление процессов, а также предоставляет актуальную информацию для сотрудников и проживающих.</w:t>
+      <w:r>
+        <w:rPr>
+          <w:szCs w:val="28"/>
+        </w:rPr>
+        <w:t xml:space="preserve"> – программа направленная на использование органами самоуправления и сотрудниками  в жилых помещениях предоставляемые образовательными организациями. Система упрощает организацию и управление процессов, а также предоставляет актуальную информацию для сотрудников и проживающих.</w:t>
       </w:r>
     </w:p>
     <w:p>
@@ -306,37 +270,15 @@
         <w:rPr>
           <w:szCs w:val="28"/>
         </w:rPr>
-        <w:t>Для работы данной программы необходим</w:t>
-      </w:r>
-      <w:r>
-        <w:rPr>
-          <w:szCs w:val="28"/>
-        </w:rPr>
-        <w:t xml:space="preserve">о </w:t>
-      </w:r>
-      <w:r>
-        <w:rPr>
-          <w:rFonts w:cs="Times New Roman"/>
-          <w:bCs/>
-          <w:szCs w:val="28"/>
-        </w:rPr>
-        <w:t>устройств</w:t>
-      </w:r>
-      <w:r>
-        <w:rPr>
-          <w:rFonts w:cs="Times New Roman"/>
-          <w:bCs/>
-          <w:szCs w:val="28"/>
-        </w:rPr>
-        <w:t>о</w:t>
-      </w:r>
-      <w:r>
-        <w:rPr>
-          <w:rFonts w:cs="Times New Roman"/>
-          <w:bCs/>
-          <w:szCs w:val="28"/>
-        </w:rPr>
-        <w:t xml:space="preserve"> удовлетворяющие данным характеристикам:</w:t>
+        <w:t xml:space="preserve">Для работы данной программы необходимо </w:t>
+      </w:r>
+      <w:r>
+        <w:rPr>
+          <w:rFonts w:cs="Times New Roman"/>
+          <w:bCs/>
+          <w:szCs w:val="28"/>
+        </w:rPr>
+        <w:t>устройство удовлетворяющие данным характеристикам:</w:t>
       </w:r>
     </w:p>
     <w:p>
@@ -359,15 +301,7 @@
           <w:bCs/>
           <w:szCs w:val="28"/>
         </w:rPr>
-        <w:t>минимальная базовая тактовая частота ЦПУ</w:t>
-      </w:r>
-      <w:r>
-        <w:rPr>
-          <w:rFonts w:cs="Times New Roman"/>
-          <w:bCs/>
-          <w:szCs w:val="28"/>
-        </w:rPr>
-        <w:t xml:space="preserve"> </w:t>
+        <w:t xml:space="preserve">минимальная базовая тактовая частота ЦПУ </w:t>
       </w:r>
       <w:r>
         <w:rPr>
@@ -587,23 +521,7 @@
           <w:bCs/>
           <w:szCs w:val="28"/>
         </w:rPr>
-        <w:t xml:space="preserve"> Графический адаптер:</w:t>
-      </w:r>
-      <w:r>
-        <w:rPr>
-          <w:rFonts w:cs="Times New Roman"/>
-          <w:bCs/>
-          <w:szCs w:val="28"/>
-        </w:rPr>
-        <w:t xml:space="preserve"> </w:t>
-      </w:r>
-      <w:r>
-        <w:rPr>
-          <w:rFonts w:cs="Times New Roman"/>
-          <w:bCs/>
-          <w:szCs w:val="28"/>
-        </w:rPr>
-        <w:t>стандарт не ниже WXGA;</w:t>
+        <w:t xml:space="preserve"> Графический адаптер: стандарт не ниже WXGA;</w:t>
       </w:r>
     </w:p>
     <w:p>
@@ -847,8 +765,6 @@
         </w:rPr>
         <w:t xml:space="preserve">, требуется открыть файл </w:t>
       </w:r>
-      <w:proofErr w:type="spellStart"/>
-      <w:proofErr w:type="gramStart"/>
       <w:r>
         <w:rPr>
           <w:b/>
@@ -856,8 +772,6 @@
         </w:rPr>
         <w:t>appsettings.json</w:t>
       </w:r>
-      <w:proofErr w:type="spellEnd"/>
-      <w:proofErr w:type="gramEnd"/>
       <w:r>
         <w:rPr>
           <w:b/>
@@ -872,7 +786,6 @@
         </w:rPr>
         <w:t xml:space="preserve">и отредактировать </w:t>
       </w:r>
-      <w:proofErr w:type="spellStart"/>
       <w:r>
         <w:rPr>
           <w:b/>
@@ -880,7 +793,6 @@
         </w:rPr>
         <w:t>DefaultConnection</w:t>
       </w:r>
-      <w:proofErr w:type="spellEnd"/>
       <w:r>
         <w:rPr>
           <w:b/>
@@ -1063,7 +975,6 @@
         </w:rPr>
         <w:t xml:space="preserve">логин пользователя при </w:t>
       </w:r>
-      <w:proofErr w:type="spellStart"/>
       <w:r>
         <w:rPr>
           <w:bCs/>
@@ -1072,7 +983,6 @@
         </w:rPr>
         <w:t>sql</w:t>
       </w:r>
-      <w:proofErr w:type="spellEnd"/>
       <w:r>
         <w:rPr>
           <w:bCs/>
@@ -1121,16 +1031,8 @@
           <w:bCs/>
           <w:szCs w:val="28"/>
         </w:rPr>
-        <w:t xml:space="preserve">– пароль </w:t>
-      </w:r>
-      <w:r>
-        <w:rPr>
-          <w:bCs/>
-          <w:szCs w:val="28"/>
-        </w:rPr>
-        <w:t xml:space="preserve">пользователя при </w:t>
-      </w:r>
-      <w:proofErr w:type="spellStart"/>
+        <w:t xml:space="preserve">– пароль пользователя при </w:t>
+      </w:r>
       <w:r>
         <w:rPr>
           <w:bCs/>
@@ -1139,7 +1041,6 @@
         </w:rPr>
         <w:t>sql</w:t>
       </w:r>
-      <w:proofErr w:type="spellEnd"/>
       <w:r>
         <w:rPr>
           <w:bCs/>
@@ -1168,7 +1069,6 @@
           <w:szCs w:val="28"/>
         </w:rPr>
       </w:pPr>
-      <w:proofErr w:type="spellStart"/>
       <w:r>
         <w:rPr>
           <w:bCs/>
@@ -1177,7 +1077,6 @@
         </w:rPr>
         <w:t>TrustServerCertificate</w:t>
       </w:r>
-      <w:proofErr w:type="spellEnd"/>
       <w:r>
         <w:rPr>
           <w:bCs/>
@@ -1299,14 +1198,7 @@
           <w:bCs/>
           <w:szCs w:val="28"/>
         </w:rPr>
-        <w:t xml:space="preserve">считается завершенной и остаётся </w:t>
-      </w:r>
-      <w:r>
-        <w:rPr>
-          <w:bCs/>
-          <w:szCs w:val="28"/>
-        </w:rPr>
-        <w:t xml:space="preserve">запустить ярлык или файл </w:t>
+        <w:t xml:space="preserve">считается завершенной и остаётся запустить ярлык или файл </w:t>
       </w:r>
       <w:r>
         <w:rPr>
@@ -1320,14 +1212,109 @@
           <w:bCs/>
           <w:szCs w:val="28"/>
         </w:rPr>
-        <w:t>, который находится в корне программы</w:t>
-      </w:r>
-      <w:r>
-        <w:rPr>
-          <w:bCs/>
-          <w:szCs w:val="28"/>
-        </w:rPr>
-        <w:t>.</w:t>
+        <w:t>, который находится в корне программы.</w:t>
+      </w:r>
+    </w:p>
+    <w:p>
+      <w:pPr>
+        <w:rPr>
+          <w:bCs/>
+          <w:szCs w:val="28"/>
+        </w:rPr>
+      </w:pPr>
+    </w:p>
+    <w:p>
+      <w:pPr>
+        <w:rPr>
+          <w:b/>
+          <w:szCs w:val="28"/>
+        </w:rPr>
+      </w:pPr>
+      <w:r>
+        <w:rPr>
+          <w:b/>
+          <w:szCs w:val="28"/>
+        </w:rPr>
+        <w:t>Внимание!</w:t>
+      </w:r>
+    </w:p>
+    <w:p>
+      <w:pPr>
+        <w:rPr>
+          <w:bCs/>
+        </w:rPr>
+      </w:pPr>
+      <w:r>
+        <w:rPr>
+          <w:bCs/>
+          <w:szCs w:val="28"/>
+        </w:rPr>
+        <w:t xml:space="preserve">Так как данное приложение является серверным, то для стабильной работы всей системы </w:t>
+      </w:r>
+      <w:r>
+        <w:rPr>
+          <w:b/>
+          <w:szCs w:val="28"/>
+        </w:rPr>
+        <w:t xml:space="preserve">на </w:t>
+      </w:r>
+      <w:r>
+        <w:rPr>
+          <w:b/>
+          <w:szCs w:val="28"/>
+          <w:lang w:val="en-US"/>
+        </w:rPr>
+        <w:t>windows</w:t>
+      </w:r>
+      <w:r>
+        <w:rPr>
+          <w:b/>
+          <w:szCs w:val="28"/>
+        </w:rPr>
+        <w:t xml:space="preserve"> </w:t>
+      </w:r>
+      <w:r>
+        <w:rPr>
+          <w:bCs/>
+          <w:szCs w:val="28"/>
+        </w:rPr>
+        <w:t xml:space="preserve">требуется или </w:t>
+      </w:r>
+      <w:r>
+        <w:rPr>
+          <w:b/>
+          <w:szCs w:val="28"/>
+        </w:rPr>
+        <w:t xml:space="preserve">отключить защитник </w:t>
+      </w:r>
+      <w:r>
+        <w:rPr>
+          <w:b/>
+          <w:szCs w:val="28"/>
+          <w:lang w:val="en-US"/>
+        </w:rPr>
+        <w:t>windows</w:t>
+      </w:r>
+      <w:r>
+        <w:rPr>
+          <w:b/>
+          <w:szCs w:val="28"/>
+        </w:rPr>
+        <w:t xml:space="preserve">, </w:t>
+      </w:r>
+      <w:r>
+        <w:rPr>
+          <w:bCs/>
+          <w:szCs w:val="28"/>
+        </w:rPr>
+        <w:t xml:space="preserve">или добавить настроенное соединение в </w:t>
+      </w:r>
+      <w:r>
+        <w:rPr>
+          <w:b/>
+          <w:szCs w:val="28"/>
+        </w:rPr>
+        <w:t>исключение.</w:t>
       </w:r>
     </w:p>
     <w:sectPr>
@@ -2189,7 +2176,6 @@
   <w:style w:type="character" w:default="1" w:styleId="a0">
     <w:name w:val="Default Paragraph Font"/>
     <w:uiPriority w:val="1"/>
-    <w:semiHidden/>
     <w:unhideWhenUsed/>
   </w:style>
   <w:style w:type="table" w:default="1" w:styleId="a1">
